--- a/templates/F01.docx
+++ b/templates/F01.docx
@@ -105,30 +105,120 @@
           <w:b/>
           <w:bCs/>
         </w:rPr>
-        <w:t xml:space="preserve">                                                     No :</w:t>
-      </w:r>
+        <w:t xml:space="preserve">                                                     </w:t>
+      </w:r>
+      <w:proofErr w:type="gramStart"/>
       <w:r>
         <w:rPr>
           <w:b/>
           <w:bCs/>
         </w:rPr>
-        <w:t xml:space="preserve"> </w:t>
-      </w:r>
-      <w:r>
-        <w:t>{{nomorSurat}}</w:t>
-      </w:r>
-    </w:p>
-    <w:p>
-      <w:pPr>
+        <w:t>No :</w:t>
+      </w:r>
+      <w:proofErr w:type="gramEnd"/>
+      <w:r>
         <w:rPr>
           <w:b/>
           <w:bCs/>
         </w:rPr>
-      </w:pPr>
-    </w:p>
-    <w:p>
-      <w:r>
-        <w:t>Dengan ini kami mengajukan barang dengan rincian sebagai berikut:</w:t>
+        <w:t xml:space="preserve"> </w:t>
+      </w:r>
+      <w:r>
+        <w:rPr>
+          <w:b/>
+          <w:bCs/>
+        </w:rPr>
+        <w:t>{{</w:t>
+      </w:r>
+      <w:proofErr w:type="spellStart"/>
+      <w:r>
+        <w:rPr>
+          <w:b/>
+          <w:bCs/>
+        </w:rPr>
+        <w:t>nomorSurat</w:t>
+      </w:r>
+      <w:proofErr w:type="spellEnd"/>
+      <w:r>
+        <w:rPr>
+          <w:b/>
+          <w:bCs/>
+        </w:rPr>
+        <w:t>}}</w:t>
+      </w:r>
+    </w:p>
+    <w:p>
+      <w:pPr>
+        <w:rPr>
+          <w:b/>
+          <w:bCs/>
+        </w:rPr>
+      </w:pPr>
+    </w:p>
+    <w:p>
+      <w:proofErr w:type="spellStart"/>
+      <w:r>
+        <w:t>Dengan</w:t>
+      </w:r>
+      <w:proofErr w:type="spellEnd"/>
+      <w:r>
+        <w:t xml:space="preserve"> </w:t>
+      </w:r>
+      <w:proofErr w:type="spellStart"/>
+      <w:r>
+        <w:t>ini</w:t>
+      </w:r>
+      <w:proofErr w:type="spellEnd"/>
+      <w:r>
+        <w:t xml:space="preserve"> kami </w:t>
+      </w:r>
+      <w:proofErr w:type="spellStart"/>
+      <w:r>
+        <w:t>mengajukan</w:t>
+      </w:r>
+      <w:proofErr w:type="spellEnd"/>
+      <w:r>
+        <w:t xml:space="preserve"> </w:t>
+      </w:r>
+      <w:proofErr w:type="spellStart"/>
+      <w:r>
+        <w:t>barang</w:t>
+      </w:r>
+      <w:proofErr w:type="spellEnd"/>
+      <w:r>
+        <w:t xml:space="preserve"> </w:t>
+      </w:r>
+      <w:proofErr w:type="spellStart"/>
+      <w:r>
+        <w:t>dengan</w:t>
+      </w:r>
+      <w:proofErr w:type="spellEnd"/>
+      <w:r>
+        <w:t xml:space="preserve"> </w:t>
+      </w:r>
+      <w:proofErr w:type="spellStart"/>
+      <w:r>
+        <w:t>rincian</w:t>
+      </w:r>
+      <w:proofErr w:type="spellEnd"/>
+      <w:r>
+        <w:t xml:space="preserve"> </w:t>
+      </w:r>
+      <w:proofErr w:type="spellStart"/>
+      <w:r>
+        <w:t>sebagai</w:t>
+      </w:r>
+      <w:proofErr w:type="spellEnd"/>
+      <w:r>
+        <w:t xml:space="preserve"> </w:t>
+      </w:r>
+      <w:proofErr w:type="spellStart"/>
+      <w:r>
+        <w:t>berikut</w:t>
+      </w:r>
+      <w:proofErr w:type="spellEnd"/>
+      <w:r>
+        <w:t>:</w:t>
       </w:r>
     </w:p>
     <w:p/>
@@ -218,6 +308,7 @@
                 <w:bCs/>
               </w:rPr>
             </w:pPr>
+            <w:proofErr w:type="spellStart"/>
             <w:r>
               <w:rPr>
                 <w:b/>
@@ -225,6 +316,7 @@
               </w:rPr>
               <w:t>Spesifikasi</w:t>
             </w:r>
+            <w:proofErr w:type="spellEnd"/>
           </w:p>
         </w:tc>
         <w:tc>
@@ -262,6 +354,7 @@
                 <w:bCs/>
               </w:rPr>
             </w:pPr>
+            <w:proofErr w:type="spellStart"/>
             <w:r>
               <w:rPr>
                 <w:b/>
@@ -269,6 +362,7 @@
               </w:rPr>
               <w:t>Satuan</w:t>
             </w:r>
+            <w:proofErr w:type="spellEnd"/>
           </w:p>
         </w:tc>
         <w:tc>
@@ -284,12 +378,21 @@
                 <w:bCs/>
               </w:rPr>
             </w:pPr>
+            <w:proofErr w:type="spellStart"/>
             <w:r>
               <w:rPr>
                 <w:b/>
                 <w:bCs/>
               </w:rPr>
-              <w:t>Penggunaan/</w:t>
+              <w:t>Penggunaan</w:t>
+            </w:r>
+            <w:proofErr w:type="spellEnd"/>
+            <w:r>
+              <w:rPr>
+                <w:b/>
+                <w:bCs/>
+              </w:rPr>
+              <w:t>/</w:t>
             </w:r>
           </w:p>
           <w:p>
@@ -305,8 +408,17 @@
                 <w:b/>
                 <w:bCs/>
               </w:rPr>
-              <w:t>Unit Kerja</w:t>
+              <w:t xml:space="preserve">Unit </w:t>
             </w:r>
+            <w:proofErr w:type="spellStart"/>
+            <w:r>
+              <w:rPr>
+                <w:b/>
+                <w:bCs/>
+              </w:rPr>
+              <w:t>Kerja</w:t>
+            </w:r>
+            <w:proofErr w:type="spellEnd"/>
           </w:p>
         </w:tc>
       </w:tr>
@@ -541,6 +653,9 @@
         </w:rPr>
       </w:pPr>
       <w:r>
+        <w:rPr>
+          <w:lang w:val="nl-NL"/>
+        </w:rPr>
         <w:t>{{pekerjaan}} {{tempat}}</w:t>
       </w:r>
     </w:p>
@@ -620,6 +735,9 @@
         <w:t xml:space="preserve">Bandung, </w:t>
       </w:r>
       <w:r>
+        <w:rPr>
+          <w:lang w:val="nl-NL"/>
+        </w:rPr>
         <w:t>{{tanggal}}</w:t>
       </w:r>
     </w:p>
@@ -1000,50 +1118,88 @@
     <w:p>
       <w:pPr>
         <w:ind w:left="2880"/>
-      </w:pPr>
-      <w:r>
+        <w:rPr>
+          <w:lang w:val="nl-NL"/>
+        </w:rPr>
+      </w:pPr>
+      <w:r>
+        <w:rPr>
+          <w:lang w:val="nl-NL"/>
+        </w:rPr>
         <w:t>Kabag Umum/PPK</w:t>
       </w:r>
       <w:r>
-        <w:tab/>
-      </w:r>
-      <w:r>
-        <w:tab/>
-      </w:r>
-      <w:r>
-        <w:tab/>
-      </w:r>
-      <w:r>
-        <w:tab/>
-      </w:r>
-      <w:r>
-        <w:tab/>
-      </w:r>
-      <w:r>
+        <w:rPr>
+          <w:lang w:val="nl-NL"/>
+        </w:rPr>
+        <w:tab/>
+      </w:r>
+      <w:r>
+        <w:rPr>
+          <w:lang w:val="nl-NL"/>
+        </w:rPr>
+        <w:tab/>
+      </w:r>
+      <w:r>
+        <w:rPr>
+          <w:lang w:val="nl-NL"/>
+        </w:rPr>
+        <w:tab/>
+      </w:r>
+      <w:r>
+        <w:rPr>
+          <w:lang w:val="nl-NL"/>
+        </w:rPr>
+        <w:tab/>
+      </w:r>
+      <w:r>
+        <w:rPr>
+          <w:lang w:val="nl-NL"/>
+        </w:rPr>
+        <w:tab/>
+      </w:r>
+      <w:r>
+        <w:rPr>
+          <w:lang w:val="nl-NL"/>
+        </w:rPr>
         <w:tab/>
       </w:r>
     </w:p>
     <w:p>
       <w:pPr>
         <w:ind w:left="2880"/>
+        <w:rPr>
+          <w:lang w:val="nl-NL"/>
+        </w:rPr>
       </w:pPr>
     </w:p>
     <w:p>
       <w:pPr>
         <w:ind w:left="2880"/>
+        <w:rPr>
+          <w:lang w:val="nl-NL"/>
+        </w:rPr>
       </w:pPr>
     </w:p>
     <w:p>
       <w:pPr>
         <w:ind w:left="2880"/>
+        <w:rPr>
+          <w:lang w:val="nl-NL"/>
+        </w:rPr>
       </w:pPr>
     </w:p>
     <w:p>
       <w:pPr>
         <w:ind w:left="2880"/>
       </w:pPr>
-      <w:r>
-        <w:t>Rohimat, ST., MA</w:t>
+      <w:proofErr w:type="spellStart"/>
+      <w:r>
+        <w:t>Rohimat</w:t>
+      </w:r>
+      <w:proofErr w:type="spellEnd"/>
+      <w:r>
+        <w:t>, ST., MA</w:t>
       </w:r>
       <w:r>
         <w:tab/>
